--- a/docs/盐田丰语技术文档.docx
+++ b/docs/盐田丰语技术文档.docx
@@ -7,6 +7,10 @@
         <w:pStyle w:val="Title"/>
       </w:pPr>
       <w:r>
+        <w:rPr>
+          <w:color w:val="000000"/>
+          <w:u w:val="none"/>
+        </w:rPr>
         <w:t>盐田丰语农业软件平台技术文档</w:t>
       </w:r>
     </w:p>
@@ -20,7 +24,7 @@
     </w:p>
     <w:p>
       <w:r>
-        <w:t>版本 2.0    编制日期 2026年10月15日    适用基线 当前工作区代码</w:t>
+        <w:t>版本 2.1    更新日期 2026年10月16日    适用基线 番茄大棚与串口改造后的工作区代码</w:t>
       </w:r>
     </w:p>
     <w:p>
@@ -30,7 +34,7 @@
     </w:p>
     <w:p>
       <w:r>
-        <w:t>当前交付目标是纯软件展示。系统使用演示观测、模拟设备与登记业务记录，不要求真实传感器或实际车辆。界面可运行、模型文件存在和算法准确率经过验证是不同状态；本文分别说明。2026年10月14日检查时，知识图谱可读，大模型服务未连接，Jetson尚未上板验收。</w:t>
+        <w:t>当前交付以可运行的软件展示为主，包含演示观测、模拟运输和登记业务记录。本轮新增番茄大棚逐株场景，以及面向自研固件的串口协议、网关与入库接口。界面运行、模型推理、独立准确率评估和硬件联调分别验收；目前未连接实体串口设备，Jetson尚未上板验收。</w:t>
       </w:r>
     </w:p>
     <w:p>
@@ -208,6 +212,28 @@
         <w:rPr>
           <w:sz w:val="18"/>
         </w:rPr>
+        <w:t>15 串口设备通信与数据入库</w:t>
+      </w:r>
+    </w:p>
+    <w:p>
+      <w:pPr>
+        <w:spacing w:after="0" w:line="240" w:lineRule="auto"/>
+      </w:pPr>
+      <w:r>
+        <w:rPr>
+          <w:sz w:val="18"/>
+        </w:rPr>
+        <w:t>16 界面运行验证与截图</w:t>
+      </w:r>
+    </w:p>
+    <w:p>
+      <w:pPr>
+        <w:spacing w:after="0" w:line="240" w:lineRule="auto"/>
+      </w:pPr>
+      <w:r>
+        <w:rPr>
+          <w:sz w:val="18"/>
+        </w:rPr>
         <w:t>附录 源码定位与公式索引</w:t>
       </w:r>
     </w:p>
@@ -234,6 +260,14 @@
         <w:tblW w:type="auto" w:w="0"/>
         <w:tblLayout w:type="fixed"/>
         <w:tblLook w:firstColumn="1" w:firstRow="1" w:lastColumn="0" w:lastRow="0" w:noHBand="0" w:noVBand="1" w:val="04A0"/>
+        <w:tblBorders>
+          <w:top w:val="single" w:sz="4" w:color="D3D9D6"/>
+          <w:left w:val="single" w:sz="4" w:color="D3D9D6"/>
+          <w:bottom w:val="single" w:sz="4" w:color="D3D9D6"/>
+          <w:right w:val="single" w:sz="4" w:color="D3D9D6"/>
+          <w:insideH w:val="single" w:sz="4" w:color="D3D9D6"/>
+          <w:insideV w:val="single" w:sz="4" w:color="D3D9D6"/>
+        </w:tblBorders>
       </w:tblPr>
       <w:tblGrid>
         <w:gridCol w:w="1587"/>
@@ -244,6 +278,8 @@
         <w:trPr>
           <w:cantSplit/>
           <w:tblHeader/>
+          <w:tblHeader/>
+          <w:cantSplit/>
         </w:trPr>
         <w:tc>
           <w:tcPr>
@@ -264,6 +300,7 @@
           </w:tcPr>
           <w:p>
             <w:pPr>
+              <w:keepNext/>
               <w:spacing w:after="60" w:line="276" w:lineRule="auto"/>
             </w:pPr>
             <w:r>
@@ -294,6 +331,7 @@
           </w:tcPr>
           <w:p>
             <w:pPr>
+              <w:keepNext/>
               <w:spacing w:after="60" w:line="276" w:lineRule="auto"/>
             </w:pPr>
             <w:r>
@@ -324,6 +362,7 @@
           </w:tcPr>
           <w:p>
             <w:pPr>
+              <w:keepNext/>
               <w:spacing w:after="60" w:line="276" w:lineRule="auto"/>
             </w:pPr>
             <w:r>
@@ -338,6 +377,7 @@
       </w:tr>
       <w:tr>
         <w:trPr>
+          <w:cantSplit/>
           <w:cantSplit/>
         </w:trPr>
         <w:tc>
@@ -359,6 +399,7 @@
           </w:tcPr>
           <w:p>
             <w:pPr>
+              <w:keepNext w:val="0"/>
               <w:spacing w:after="60" w:line="276" w:lineRule="auto"/>
             </w:pPr>
             <w:r>
@@ -389,6 +430,7 @@
           </w:tcPr>
           <w:p>
             <w:pPr>
+              <w:keepNext w:val="0"/>
               <w:spacing w:after="60" w:line="276" w:lineRule="auto"/>
             </w:pPr>
             <w:r>
@@ -419,6 +461,7 @@
           </w:tcPr>
           <w:p>
             <w:pPr>
+              <w:keepNext w:val="0"/>
               <w:spacing w:after="60" w:line="276" w:lineRule="auto"/>
             </w:pPr>
             <w:r>
@@ -433,6 +476,7 @@
       </w:tr>
       <w:tr>
         <w:trPr>
+          <w:cantSplit/>
           <w:cantSplit/>
         </w:trPr>
         <w:tc>
@@ -454,6 +498,7 @@
           </w:tcPr>
           <w:p>
             <w:pPr>
+              <w:keepNext w:val="0"/>
               <w:spacing w:after="60" w:line="276" w:lineRule="auto"/>
             </w:pPr>
             <w:r>
@@ -484,6 +529,7 @@
           </w:tcPr>
           <w:p>
             <w:pPr>
+              <w:keepNext w:val="0"/>
               <w:spacing w:after="60" w:line="276" w:lineRule="auto"/>
             </w:pPr>
             <w:r>
@@ -514,6 +560,7 @@
           </w:tcPr>
           <w:p>
             <w:pPr>
+              <w:keepNext w:val="0"/>
               <w:spacing w:after="60" w:line="276" w:lineRule="auto"/>
             </w:pPr>
             <w:r>
@@ -528,6 +575,7 @@
       </w:tr>
       <w:tr>
         <w:trPr>
+          <w:cantSplit/>
           <w:cantSplit/>
         </w:trPr>
         <w:tc>
@@ -549,6 +597,7 @@
           </w:tcPr>
           <w:p>
             <w:pPr>
+              <w:keepNext w:val="0"/>
               <w:spacing w:after="60" w:line="276" w:lineRule="auto"/>
             </w:pPr>
             <w:r>
@@ -579,6 +628,7 @@
           </w:tcPr>
           <w:p>
             <w:pPr>
+              <w:keepNext w:val="0"/>
               <w:spacing w:after="60" w:line="276" w:lineRule="auto"/>
             </w:pPr>
             <w:r>
@@ -609,6 +659,7 @@
           </w:tcPr>
           <w:p>
             <w:pPr>
+              <w:keepNext w:val="0"/>
               <w:spacing w:after="60" w:line="276" w:lineRule="auto"/>
             </w:pPr>
             <w:r>
@@ -623,6 +674,7 @@
       </w:tr>
       <w:tr>
         <w:trPr>
+          <w:cantSplit/>
           <w:cantSplit/>
         </w:trPr>
         <w:tc>
@@ -644,6 +696,7 @@
           </w:tcPr>
           <w:p>
             <w:pPr>
+              <w:keepNext w:val="0"/>
               <w:spacing w:after="60" w:line="276" w:lineRule="auto"/>
             </w:pPr>
             <w:r>
@@ -674,6 +727,7 @@
           </w:tcPr>
           <w:p>
             <w:pPr>
+              <w:keepNext w:val="0"/>
               <w:spacing w:after="60" w:line="276" w:lineRule="auto"/>
             </w:pPr>
             <w:r>
@@ -704,6 +758,7 @@
           </w:tcPr>
           <w:p>
             <w:pPr>
+              <w:keepNext w:val="0"/>
               <w:spacing w:after="60" w:line="276" w:lineRule="auto"/>
             </w:pPr>
             <w:r>
@@ -718,6 +773,7 @@
       </w:tr>
       <w:tr>
         <w:trPr>
+          <w:cantSplit/>
           <w:cantSplit/>
         </w:trPr>
         <w:tc>
@@ -739,6 +795,7 @@
           </w:tcPr>
           <w:p>
             <w:pPr>
+              <w:keepNext w:val="0"/>
               <w:spacing w:after="60" w:line="276" w:lineRule="auto"/>
             </w:pPr>
             <w:r>
@@ -769,6 +826,7 @@
           </w:tcPr>
           <w:p>
             <w:pPr>
+              <w:keepNext w:val="0"/>
               <w:spacing w:after="60" w:line="276" w:lineRule="auto"/>
             </w:pPr>
             <w:r>
@@ -799,6 +857,7 @@
           </w:tcPr>
           <w:p>
             <w:pPr>
+              <w:keepNext w:val="0"/>
               <w:spacing w:after="60" w:line="276" w:lineRule="auto"/>
             </w:pPr>
             <w:r>
@@ -813,6 +872,7 @@
       </w:tr>
       <w:tr>
         <w:trPr>
+          <w:cantSplit/>
           <w:cantSplit/>
         </w:trPr>
         <w:tc>
@@ -834,6 +894,7 @@
           </w:tcPr>
           <w:p>
             <w:pPr>
+              <w:keepNext w:val="0"/>
               <w:spacing w:after="60" w:line="276" w:lineRule="auto"/>
             </w:pPr>
             <w:r>
@@ -864,6 +925,7 @@
           </w:tcPr>
           <w:p>
             <w:pPr>
+              <w:keepNext w:val="0"/>
               <w:spacing w:after="60" w:line="276" w:lineRule="auto"/>
             </w:pPr>
             <w:r>
@@ -894,6 +956,7 @@
           </w:tcPr>
           <w:p>
             <w:pPr>
+              <w:keepNext w:val="0"/>
               <w:spacing w:after="60" w:line="276" w:lineRule="auto"/>
             </w:pPr>
             <w:r>
@@ -902,6 +965,59 @@
                 <w:sz w:val="18"/>
               </w:rPr>
               <w:t>业务状态 图谱 原图与模型</w:t>
+            </w:r>
+          </w:p>
+        </w:tc>
+      </w:tr>
+      <w:tr>
+        <w:trPr>
+          <w:cantSplit/>
+        </w:trPr>
+        <w:tc>
+          <w:tcPr>
+            <w:tcW w:type="dxa" w:w="1587"/>
+          </w:tcPr>
+          <w:p>
+            <w:pPr>
+              <w:keepNext w:val="0"/>
+            </w:pPr>
+            <w:r>
+              <w:rPr>
+                <w:sz w:val="18"/>
+              </w:rPr>
+              <w:t>串口接入</w:t>
+            </w:r>
+          </w:p>
+        </w:tc>
+        <w:tc>
+          <w:tcPr>
+            <w:tcW w:type="dxa" w:w="3912"/>
+          </w:tcPr>
+          <w:p>
+            <w:pPr>
+              <w:keepNext w:val="0"/>
+            </w:pPr>
+            <w:r>
+              <w:rPr>
+                <w:sz w:val="18"/>
+              </w:rPr>
+              <w:t>Python pyserial SQLite 与可移植C库</w:t>
+            </w:r>
+          </w:p>
+        </w:tc>
+        <w:tc>
+          <w:tcPr>
+            <w:tcW w:type="dxa" w:w="3912"/>
+          </w:tcPr>
+          <w:p>
+            <w:pPr>
+              <w:keepNext w:val="0"/>
+            </w:pPr>
+            <w:r>
+              <w:rPr>
+                <w:sz w:val="18"/>
+              </w:rPr>
+              <w:t>采样校验 指令 回执 缓存 入库</w:t>
             </w:r>
           </w:p>
         </w:tc>
@@ -935,6 +1051,14 @@
         <w:tblW w:type="auto" w:w="0"/>
         <w:tblLayout w:type="fixed"/>
         <w:tblLook w:firstColumn="1" w:firstRow="1" w:lastColumn="0" w:lastRow="0" w:noHBand="0" w:noVBand="1" w:val="04A0"/>
+        <w:tblBorders>
+          <w:top w:val="single" w:sz="4" w:color="D3D9D6"/>
+          <w:left w:val="single" w:sz="4" w:color="D3D9D6"/>
+          <w:bottom w:val="single" w:sz="4" w:color="D3D9D6"/>
+          <w:right w:val="single" w:sz="4" w:color="D3D9D6"/>
+          <w:insideH w:val="single" w:sz="4" w:color="D3D9D6"/>
+          <w:insideV w:val="single" w:sz="4" w:color="D3D9D6"/>
+        </w:tblBorders>
       </w:tblPr>
       <w:tblGrid>
         <w:gridCol w:w="1587"/>
@@ -945,6 +1069,8 @@
         <w:trPr>
           <w:cantSplit/>
           <w:tblHeader/>
+          <w:tblHeader/>
+          <w:cantSplit/>
         </w:trPr>
         <w:tc>
           <w:tcPr>
@@ -965,6 +1091,7 @@
           </w:tcPr>
           <w:p>
             <w:pPr>
+              <w:keepNext/>
               <w:spacing w:after="60" w:line="276" w:lineRule="auto"/>
             </w:pPr>
             <w:r>
@@ -995,6 +1122,7 @@
           </w:tcPr>
           <w:p>
             <w:pPr>
+              <w:keepNext/>
               <w:spacing w:after="60" w:line="276" w:lineRule="auto"/>
             </w:pPr>
             <w:r>
@@ -1025,6 +1153,7 @@
           </w:tcPr>
           <w:p>
             <w:pPr>
+              <w:keepNext/>
               <w:spacing w:after="60" w:line="276" w:lineRule="auto"/>
             </w:pPr>
             <w:r>
@@ -1039,6 +1168,7 @@
       </w:tr>
       <w:tr>
         <w:trPr>
+          <w:cantSplit/>
           <w:cantSplit/>
         </w:trPr>
         <w:tc>
@@ -1060,6 +1190,7 @@
           </w:tcPr>
           <w:p>
             <w:pPr>
+              <w:keepNext w:val="0"/>
               <w:spacing w:after="60" w:line="276" w:lineRule="auto"/>
             </w:pPr>
             <w:r>
@@ -1090,6 +1221,7 @@
           </w:tcPr>
           <w:p>
             <w:pPr>
+              <w:keepNext w:val="0"/>
               <w:spacing w:after="60" w:line="276" w:lineRule="auto"/>
             </w:pPr>
             <w:r>
@@ -1120,6 +1252,7 @@
           </w:tcPr>
           <w:p>
             <w:pPr>
+              <w:keepNext w:val="0"/>
               <w:spacing w:after="60" w:line="276" w:lineRule="auto"/>
             </w:pPr>
             <w:r>
@@ -1134,6 +1267,7 @@
       </w:tr>
       <w:tr>
         <w:trPr>
+          <w:cantSplit/>
           <w:cantSplit/>
         </w:trPr>
         <w:tc>
@@ -1155,6 +1289,7 @@
           </w:tcPr>
           <w:p>
             <w:pPr>
+              <w:keepNext w:val="0"/>
               <w:spacing w:after="60" w:line="276" w:lineRule="auto"/>
             </w:pPr>
             <w:r>
@@ -1185,6 +1320,7 @@
           </w:tcPr>
           <w:p>
             <w:pPr>
+              <w:keepNext w:val="0"/>
               <w:spacing w:after="60" w:line="276" w:lineRule="auto"/>
             </w:pPr>
             <w:r>
@@ -1215,6 +1351,7 @@
           </w:tcPr>
           <w:p>
             <w:pPr>
+              <w:keepNext w:val="0"/>
               <w:spacing w:after="60" w:line="276" w:lineRule="auto"/>
             </w:pPr>
             <w:r>
@@ -1229,6 +1366,7 @@
       </w:tr>
       <w:tr>
         <w:trPr>
+          <w:cantSplit/>
           <w:cantSplit/>
         </w:trPr>
         <w:tc>
@@ -1250,6 +1388,7 @@
           </w:tcPr>
           <w:p>
             <w:pPr>
+              <w:keepNext w:val="0"/>
               <w:spacing w:after="60" w:line="276" w:lineRule="auto"/>
             </w:pPr>
             <w:r>
@@ -1280,6 +1419,7 @@
           </w:tcPr>
           <w:p>
             <w:pPr>
+              <w:keepNext w:val="0"/>
               <w:spacing w:after="60" w:line="276" w:lineRule="auto"/>
             </w:pPr>
             <w:r>
@@ -1310,6 +1450,7 @@
           </w:tcPr>
           <w:p>
             <w:pPr>
+              <w:keepNext w:val="0"/>
               <w:spacing w:after="60" w:line="276" w:lineRule="auto"/>
             </w:pPr>
             <w:r>
@@ -1324,6 +1465,7 @@
       </w:tr>
       <w:tr>
         <w:trPr>
+          <w:cantSplit/>
           <w:cantSplit/>
         </w:trPr>
         <w:tc>
@@ -1345,6 +1487,7 @@
           </w:tcPr>
           <w:p>
             <w:pPr>
+              <w:keepNext w:val="0"/>
               <w:spacing w:after="60" w:line="276" w:lineRule="auto"/>
             </w:pPr>
             <w:r>
@@ -1375,6 +1518,7 @@
           </w:tcPr>
           <w:p>
             <w:pPr>
+              <w:keepNext w:val="0"/>
               <w:spacing w:after="60" w:line="276" w:lineRule="auto"/>
             </w:pPr>
             <w:r>
@@ -1405,6 +1549,7 @@
           </w:tcPr>
           <w:p>
             <w:pPr>
+              <w:keepNext w:val="0"/>
               <w:spacing w:after="60" w:line="276" w:lineRule="auto"/>
             </w:pPr>
             <w:r>
@@ -1419,6 +1564,7 @@
       </w:tr>
       <w:tr>
         <w:trPr>
+          <w:cantSplit/>
           <w:cantSplit/>
         </w:trPr>
         <w:tc>
@@ -1440,6 +1586,7 @@
           </w:tcPr>
           <w:p>
             <w:pPr>
+              <w:keepNext w:val="0"/>
               <w:spacing w:after="60" w:line="276" w:lineRule="auto"/>
             </w:pPr>
             <w:r>
@@ -1470,6 +1617,7 @@
           </w:tcPr>
           <w:p>
             <w:pPr>
+              <w:keepNext w:val="0"/>
               <w:spacing w:after="60" w:line="276" w:lineRule="auto"/>
             </w:pPr>
             <w:r>
@@ -1500,6 +1648,7 @@
           </w:tcPr>
           <w:p>
             <w:pPr>
+              <w:keepNext w:val="0"/>
               <w:spacing w:after="60" w:line="276" w:lineRule="auto"/>
             </w:pPr>
             <w:r>
@@ -1514,6 +1663,7 @@
       </w:tr>
       <w:tr>
         <w:trPr>
+          <w:cantSplit/>
           <w:cantSplit/>
         </w:trPr>
         <w:tc>
@@ -1535,6 +1685,7 @@
           </w:tcPr>
           <w:p>
             <w:pPr>
+              <w:keepNext w:val="0"/>
               <w:spacing w:after="60" w:line="276" w:lineRule="auto"/>
             </w:pPr>
             <w:r>
@@ -1565,6 +1716,7 @@
           </w:tcPr>
           <w:p>
             <w:pPr>
+              <w:keepNext w:val="0"/>
               <w:spacing w:after="60" w:line="276" w:lineRule="auto"/>
             </w:pPr>
             <w:r>
@@ -1595,6 +1747,7 @@
           </w:tcPr>
           <w:p>
             <w:pPr>
+              <w:keepNext w:val="0"/>
               <w:spacing w:after="60" w:line="276" w:lineRule="auto"/>
             </w:pPr>
             <w:r>
@@ -1603,6 +1756,59 @@
                 <w:sz w:val="18"/>
               </w:rPr>
               <w:t>来源 定位 证据等级 适用阶段 审核状态</w:t>
+            </w:r>
+          </w:p>
+        </w:tc>
+      </w:tr>
+      <w:tr>
+        <w:trPr>
+          <w:cantSplit/>
+        </w:trPr>
+        <w:tc>
+          <w:tcPr>
+            <w:tcW w:type="dxa" w:w="1587"/>
+          </w:tcPr>
+          <w:p>
+            <w:pPr>
+              <w:keepNext w:val="0"/>
+            </w:pPr>
+            <w:r>
+              <w:rPr>
+                <w:sz w:val="18"/>
+              </w:rPr>
+              <w:t>嵌入式报文</w:t>
+            </w:r>
+          </w:p>
+        </w:tc>
+        <w:tc>
+          <w:tcPr>
+            <w:tcW w:type="dxa" w:w="3912"/>
+          </w:tcPr>
+          <w:p>
+            <w:pPr>
+              <w:keepNext w:val="0"/>
+            </w:pPr>
+            <w:r>
+              <w:rPr>
+                <w:sz w:val="18"/>
+              </w:rPr>
+              <w:t>embedded_messages 与网关SQLite</w:t>
+            </w:r>
+          </w:p>
+        </w:tc>
+        <w:tc>
+          <w:tcPr>
+            <w:tcW w:type="dxa" w:w="3912"/>
+          </w:tcPr>
+          <w:p>
+            <w:pPr>
+              <w:keepNext w:val="0"/>
+            </w:pPr>
+            <w:r>
+              <w:rPr>
+                <w:sz w:val="18"/>
+              </w:rPr>
+              <w:t>设备与消息幂等键 指令过期 回执 版本</w:t>
             </w:r>
           </w:p>
         </w:tc>
@@ -1618,6 +1824,14 @@
         <w:tblW w:type="auto" w:w="0"/>
         <w:tblLayout w:type="fixed"/>
         <w:tblLook w:firstColumn="1" w:firstRow="1" w:lastColumn="0" w:lastRow="0" w:noHBand="0" w:noVBand="1" w:val="04A0"/>
+        <w:tblBorders>
+          <w:top w:val="single" w:sz="4" w:color="D3D9D6"/>
+          <w:left w:val="single" w:sz="4" w:color="D3D9D6"/>
+          <w:bottom w:val="single" w:sz="4" w:color="D3D9D6"/>
+          <w:right w:val="single" w:sz="4" w:color="D3D9D6"/>
+          <w:insideH w:val="single" w:sz="4" w:color="D3D9D6"/>
+          <w:insideV w:val="single" w:sz="4" w:color="D3D9D6"/>
+        </w:tblBorders>
       </w:tblPr>
       <w:tblGrid>
         <w:gridCol w:w="4252"/>
@@ -1628,6 +1842,8 @@
         <w:trPr>
           <w:cantSplit/>
           <w:tblHeader/>
+          <w:tblHeader/>
+          <w:cantSplit/>
         </w:trPr>
         <w:tc>
           <w:tcPr>
@@ -1648,6 +1864,7 @@
           </w:tcPr>
           <w:p>
             <w:pPr>
+              <w:keepNext/>
               <w:spacing w:after="60" w:line="276" w:lineRule="auto"/>
             </w:pPr>
             <w:r>
@@ -1678,6 +1895,7 @@
           </w:tcPr>
           <w:p>
             <w:pPr>
+              <w:keepNext/>
               <w:spacing w:after="60" w:line="276" w:lineRule="auto"/>
             </w:pPr>
             <w:r>
@@ -1708,6 +1926,7 @@
           </w:tcPr>
           <w:p>
             <w:pPr>
+              <w:keepNext/>
               <w:spacing w:after="60" w:line="276" w:lineRule="auto"/>
             </w:pPr>
             <w:r>
@@ -1722,6 +1941,7 @@
       </w:tr>
       <w:tr>
         <w:trPr>
+          <w:cantSplit/>
           <w:cantSplit/>
         </w:trPr>
         <w:tc>
@@ -1743,6 +1963,7 @@
           </w:tcPr>
           <w:p>
             <w:pPr>
+              <w:keepNext w:val="0"/>
               <w:spacing w:after="60" w:line="276" w:lineRule="auto"/>
             </w:pPr>
             <w:r>
@@ -1773,6 +1994,7 @@
           </w:tcPr>
           <w:p>
             <w:pPr>
+              <w:keepNext w:val="0"/>
               <w:spacing w:after="60" w:line="276" w:lineRule="auto"/>
             </w:pPr>
             <w:r>
@@ -1803,6 +2025,7 @@
           </w:tcPr>
           <w:p>
             <w:pPr>
+              <w:keepNext w:val="0"/>
               <w:spacing w:after="60" w:line="276" w:lineRule="auto"/>
             </w:pPr>
             <w:r>
@@ -1817,6 +2040,7 @@
       </w:tr>
       <w:tr>
         <w:trPr>
+          <w:cantSplit/>
           <w:cantSplit/>
         </w:trPr>
         <w:tc>
@@ -1838,6 +2062,7 @@
           </w:tcPr>
           <w:p>
             <w:pPr>
+              <w:keepNext w:val="0"/>
               <w:spacing w:after="60" w:line="276" w:lineRule="auto"/>
             </w:pPr>
             <w:r>
@@ -1868,6 +2093,7 @@
           </w:tcPr>
           <w:p>
             <w:pPr>
+              <w:keepNext w:val="0"/>
               <w:spacing w:after="60" w:line="276" w:lineRule="auto"/>
             </w:pPr>
             <w:r>
@@ -1898,6 +2124,7 @@
           </w:tcPr>
           <w:p>
             <w:pPr>
+              <w:keepNext w:val="0"/>
               <w:spacing w:after="60" w:line="276" w:lineRule="auto"/>
             </w:pPr>
             <w:r>
@@ -1912,6 +2139,7 @@
       </w:tr>
       <w:tr>
         <w:trPr>
+          <w:cantSplit/>
           <w:cantSplit/>
         </w:trPr>
         <w:tc>
@@ -1933,6 +2161,7 @@
           </w:tcPr>
           <w:p>
             <w:pPr>
+              <w:keepNext w:val="0"/>
               <w:spacing w:after="60" w:line="276" w:lineRule="auto"/>
             </w:pPr>
             <w:r>
@@ -1963,6 +2192,7 @@
           </w:tcPr>
           <w:p>
             <w:pPr>
+              <w:keepNext w:val="0"/>
               <w:spacing w:after="60" w:line="276" w:lineRule="auto"/>
             </w:pPr>
             <w:r>
@@ -1993,6 +2223,7 @@
           </w:tcPr>
           <w:p>
             <w:pPr>
+              <w:keepNext w:val="0"/>
               <w:spacing w:after="60" w:line="276" w:lineRule="auto"/>
             </w:pPr>
             <w:r>
@@ -2007,6 +2238,7 @@
       </w:tr>
       <w:tr>
         <w:trPr>
+          <w:cantSplit/>
           <w:cantSplit/>
         </w:trPr>
         <w:tc>
@@ -2028,6 +2260,7 @@
           </w:tcPr>
           <w:p>
             <w:pPr>
+              <w:keepNext w:val="0"/>
               <w:spacing w:after="60" w:line="276" w:lineRule="auto"/>
             </w:pPr>
             <w:r>
@@ -2058,6 +2291,7 @@
           </w:tcPr>
           <w:p>
             <w:pPr>
+              <w:keepNext w:val="0"/>
               <w:spacing w:after="60" w:line="276" w:lineRule="auto"/>
             </w:pPr>
             <w:r>
@@ -2088,6 +2322,7 @@
           </w:tcPr>
           <w:p>
             <w:pPr>
+              <w:keepNext w:val="0"/>
               <w:spacing w:after="60" w:line="276" w:lineRule="auto"/>
             </w:pPr>
             <w:r>
@@ -2102,6 +2337,7 @@
       </w:tr>
       <w:tr>
         <w:trPr>
+          <w:cantSplit/>
           <w:cantSplit/>
         </w:trPr>
         <w:tc>
@@ -2123,6 +2359,7 @@
           </w:tcPr>
           <w:p>
             <w:pPr>
+              <w:keepNext w:val="0"/>
               <w:spacing w:after="60" w:line="276" w:lineRule="auto"/>
             </w:pPr>
             <w:r>
@@ -2153,6 +2390,7 @@
           </w:tcPr>
           <w:p>
             <w:pPr>
+              <w:keepNext w:val="0"/>
               <w:spacing w:after="60" w:line="276" w:lineRule="auto"/>
             </w:pPr>
             <w:r>
@@ -2183,6 +2421,7 @@
           </w:tcPr>
           <w:p>
             <w:pPr>
+              <w:keepNext w:val="0"/>
               <w:spacing w:after="60" w:line="276" w:lineRule="auto"/>
             </w:pPr>
             <w:r>
@@ -2197,6 +2436,7 @@
       </w:tr>
       <w:tr>
         <w:trPr>
+          <w:cantSplit/>
           <w:cantSplit/>
         </w:trPr>
         <w:tc>
@@ -2218,6 +2458,7 @@
           </w:tcPr>
           <w:p>
             <w:pPr>
+              <w:keepNext w:val="0"/>
               <w:spacing w:after="60" w:line="276" w:lineRule="auto"/>
             </w:pPr>
             <w:r>
@@ -2248,6 +2489,7 @@
           </w:tcPr>
           <w:p>
             <w:pPr>
+              <w:keepNext w:val="0"/>
               <w:spacing w:after="60" w:line="276" w:lineRule="auto"/>
             </w:pPr>
             <w:r>
@@ -2278,6 +2520,7 @@
           </w:tcPr>
           <w:p>
             <w:pPr>
+              <w:keepNext w:val="0"/>
               <w:spacing w:after="60" w:line="276" w:lineRule="auto"/>
             </w:pPr>
             <w:r>
@@ -2292,6 +2535,7 @@
       </w:tr>
       <w:tr>
         <w:trPr>
+          <w:cantSplit/>
           <w:cantSplit/>
         </w:trPr>
         <w:tc>
@@ -2313,6 +2557,7 @@
           </w:tcPr>
           <w:p>
             <w:pPr>
+              <w:keepNext w:val="0"/>
               <w:spacing w:after="60" w:line="276" w:lineRule="auto"/>
             </w:pPr>
             <w:r>
@@ -2343,6 +2588,7 @@
           </w:tcPr>
           <w:p>
             <w:pPr>
+              <w:keepNext w:val="0"/>
               <w:spacing w:after="60" w:line="276" w:lineRule="auto"/>
             </w:pPr>
             <w:r>
@@ -2373,6 +2619,7 @@
           </w:tcPr>
           <w:p>
             <w:pPr>
+              <w:keepNext w:val="0"/>
               <w:spacing w:after="60" w:line="276" w:lineRule="auto"/>
             </w:pPr>
             <w:r>
@@ -2387,6 +2634,7 @@
       </w:tr>
       <w:tr>
         <w:trPr>
+          <w:cantSplit/>
           <w:cantSplit/>
         </w:trPr>
         <w:tc>
@@ -2408,6 +2656,7 @@
           </w:tcPr>
           <w:p>
             <w:pPr>
+              <w:keepNext w:val="0"/>
               <w:spacing w:after="60" w:line="276" w:lineRule="auto"/>
             </w:pPr>
             <w:r>
@@ -2438,6 +2687,7 @@
           </w:tcPr>
           <w:p>
             <w:pPr>
+              <w:keepNext w:val="0"/>
               <w:spacing w:after="60" w:line="276" w:lineRule="auto"/>
             </w:pPr>
             <w:r>
@@ -2468,6 +2718,7 @@
           </w:tcPr>
           <w:p>
             <w:pPr>
+              <w:keepNext w:val="0"/>
               <w:spacing w:after="60" w:line="276" w:lineRule="auto"/>
             </w:pPr>
             <w:r>
@@ -2482,6 +2733,7 @@
       </w:tr>
       <w:tr>
         <w:trPr>
+          <w:cantSplit/>
           <w:cantSplit/>
         </w:trPr>
         <w:tc>
@@ -2503,6 +2755,7 @@
           </w:tcPr>
           <w:p>
             <w:pPr>
+              <w:keepNext w:val="0"/>
               <w:spacing w:after="60" w:line="276" w:lineRule="auto"/>
             </w:pPr>
             <w:r>
@@ -2533,6 +2786,7 @@
           </w:tcPr>
           <w:p>
             <w:pPr>
+              <w:keepNext w:val="0"/>
               <w:spacing w:after="60" w:line="276" w:lineRule="auto"/>
             </w:pPr>
             <w:r>
@@ -2563,6 +2817,7 @@
           </w:tcPr>
           <w:p>
             <w:pPr>
+              <w:keepNext w:val="0"/>
               <w:spacing w:after="60" w:line="276" w:lineRule="auto"/>
             </w:pPr>
             <w:r>
@@ -2571,6 +2826,112 @@
                 <w:sz w:val="18"/>
               </w:rPr>
               <w:t>当前仅yantian-01仿真</w:t>
+            </w:r>
+          </w:p>
+        </w:tc>
+      </w:tr>
+      <w:tr>
+        <w:trPr>
+          <w:cantSplit/>
+        </w:trPr>
+        <w:tc>
+          <w:tcPr>
+            <w:tcW w:type="dxa" w:w="4252"/>
+          </w:tcPr>
+          <w:p>
+            <w:pPr>
+              <w:keepNext w:val="0"/>
+            </w:pPr>
+            <w:r>
+              <w:rPr>
+                <w:sz w:val="18"/>
+              </w:rPr>
+              <w:t>/api/farms/{farm}/embedded/{device}</w:t>
+            </w:r>
+          </w:p>
+        </w:tc>
+        <w:tc>
+          <w:tcPr>
+            <w:tcW w:type="dxa" w:w="1928"/>
+          </w:tcPr>
+          <w:p>
+            <w:pPr>
+              <w:keepNext w:val="0"/>
+            </w:pPr>
+            <w:r>
+              <w:rPr>
+                <w:sz w:val="18"/>
+              </w:rPr>
+              <w:t>遥测 指令 待发 回执 历史</w:t>
+            </w:r>
+          </w:p>
+        </w:tc>
+        <w:tc>
+          <w:tcPr>
+            <w:tcW w:type="dxa" w:w="3231"/>
+          </w:tcPr>
+          <w:p>
+            <w:pPr>
+              <w:keepNext w:val="0"/>
+            </w:pPr>
+            <w:r>
+              <w:rPr>
+                <w:sz w:val="18"/>
+              </w:rPr>
+              <w:t>沿用JWT 校验设备归属 与消息幂等键</w:t>
+            </w:r>
+          </w:p>
+        </w:tc>
+      </w:tr>
+      <w:tr>
+        <w:trPr>
+          <w:cantSplit/>
+        </w:trPr>
+        <w:tc>
+          <w:tcPr>
+            <w:tcW w:type="dxa" w:w="4252"/>
+          </w:tcPr>
+          <w:p>
+            <w:pPr>
+              <w:keepNext w:val="0"/>
+            </w:pPr>
+            <w:r>
+              <w:rPr>
+                <w:sz w:val="18"/>
+              </w:rPr>
+              <w:t>/api/multicrop/tomato/vision/analyze</w:t>
+            </w:r>
+          </w:p>
+        </w:tc>
+        <w:tc>
+          <w:tcPr>
+            <w:tcW w:type="dxa" w:w="1928"/>
+          </w:tcPr>
+          <w:p>
+            <w:pPr>
+              <w:keepNext w:val="0"/>
+            </w:pPr>
+            <w:r>
+              <w:rPr>
+                <w:sz w:val="18"/>
+              </w:rPr>
+              <w:t>番茄叶片与成熟度</w:t>
+            </w:r>
+          </w:p>
+        </w:tc>
+        <w:tc>
+          <w:tcPr>
+            <w:tcW w:type="dxa" w:w="3231"/>
+          </w:tcPr>
+          <w:p>
+            <w:pPr>
+              <w:keepNext w:val="0"/>
+            </w:pPr>
+            <w:r>
+              <w:rPr>
+                <w:sz w:val="18"/>
+              </w:rPr>
+              <w:t>鉴权代理 task枚举 权重SHA256</w:t>
             </w:r>
           </w:p>
         </w:tc>
@@ -2711,7 +3072,7 @@
     </w:p>
     <w:p>
       <w:r>
-        <w:t>快速环境总览是受限确定性路径：只匹配指定“分析/查看/查询农场当前环境与异常”问题，读取快照、阈值核验和资料检索后生成事实摘要。普通提问继续进入模型循环。该优化不能用来承诺所有问答都在一秒内完成；本轮审计发现配置Qwen服务未连接，必须恢复后再验收真实问答。</w:t>
+        <w:t>快速环境总览匹配指定“分析农场当前环境与异常”问题，实际读取快照、核验配置阈值并检索资料后生成确定性摘要。2026年10月15日本轮截图已执行该路径，保存三个工具的过程与两条资料依据。该结果验证工具链和界面，不计作普通大模型生成式问答或响应速度验收；普通问题仍进入模型循环。</w:t>
       </w:r>
     </w:p>
     <w:p>
@@ -3140,7 +3501,7 @@
     </w:p>
     <w:p>
       <w:r>
-        <w:t>模型选择由地块作物和识别对象决定，不允许设施蔬菜使用鸭梨权重代替。梨包括公开叶片检测和分支分类模型；麦包括叶部类别、水分胁迫和麦穗检测；枣包括叶部、果实碰伤与新鲜度。设施蔬菜当前仅启用知识图谱，vision_ready=false。权重存在不等于已经完成真实样本准确率验收。</w:t>
+        <w:t>模型由地块作物和识别对象选择。梨包括公开叶片检测及分支症状分类；麦包括叶部类别、水分胁迫和麦穗检测；枣包括叶部、碰伤和新鲜度。本轮从多作物分支提取番茄叶片分类与果实成熟度两份冻结V1权重，接入主工作台视觉组件、Java路径白名单和统一Python服务。独立多作物页的设施蔬菜入口仍以知识服务为主；其旧版健康字段不能代替番茄专用健康接口。</w:t>
       </w:r>
     </w:p>
     <w:p>
@@ -3526,7 +3887,7 @@
     </w:p>
     <w:p>
       <w:r>
-        <w:t>视觉结果关联图谱时使用候选标签和作物范围匹配实体，预填对应症状、鉴别条件和补充观测的问题；没有匹配时明确提示，不编造节点。人工复核独立保存，不能覆盖模型原输出。公开梨叶模型未做泊头鸭梨独立验证，分数不是疾病概率，也不用于药剂剂量计算。</w:t>
+        <w:t>视觉候选按标签和作物范围关联知识实体，预填鉴别条件和补充观测问题，没有匹配时明确提示。本轮数据工作台梨叶样例实际返回“虫害损伤（slug）”，显示关联知识记录及对应问题，供用户继续检索或交给Agent核验。人工复核独立保存，不覆盖模型原输出；分类置信度不等于地方准确率或疾病概率。番茄两份真实权重已通过加载、SHA256校验和推理接口检查，外部评估图片集与在线循证诊断仍需独立验收。</w:t>
       </w:r>
     </w:p>
     <w:p>
@@ -3539,7 +3900,7 @@
     </w:p>
     <w:p>
       <w:r>
-        <w:t>观测带基地、指标、采样时间和来源标签，支持自动演示采集、人工模拟调整和模拟灌溉。历史按时间升序返回最新最多240条，不补造过去记录。农场级观测不能伪装为每块地独立测量。配置阈值用于软件核验，农艺结论仍依赖土壤类型、作物阶段和现场条件。</w:t>
+        <w:t>观测保存基地、指标、采样时间和来源。除自动演示与人工模拟记录外，本轮串口接口可接收经过校验的真实设备遥测并写入farm_observations，source记录为serial与设备ID；真实通信记录在设施侧栏独立展示，农场总览继续保留演示口径。历史接口最多返回240条，不补造过去记录；农场级观测不能代替每块地或每株作物独立测量。</w:t>
       </w:r>
     </w:p>
     <w:p>
@@ -3963,7 +4324,7 @@
     </w:p>
     <w:p>
       <w:r>
-        <w:t>地图采用1536×1024底图坐标，v6路网含24条批准路段与23个服务节点。田地多边形从数据库当前资产读取，建筑与水域为配置禁区。路线连接地块边缘装卸点，不进入种植区；当前不是通过视觉自动识路，也不是经过GIS测绘的地图。</w:t>
+        <w:t>地图交互和导航仍使用1536×1024逻辑坐标，v6路网含24条批准路段与23个服务节点。当前资产类型为field或greenhouse的地块均参与禁行区检查，番茄大棚不会因类型变更而被运输规划忽略。路线连接道路边缘装卸点；底图为AI概念画面，坐标未经过GIS测绘。</w:t>
       </w:r>
     </w:p>
     <w:p>
@@ -4795,7 +5156,7 @@
     </w:p>
     <w:p>
       <w:r>
-        <w:t>imageToGround映射把底图坐标转换到园区地面；3D以局部前向映射计算航向，不另外运行导航。任务路线沿批准节点逐段绘制细线，禁止用跨角平滑曲线穿过地块。点击车体、标识或3D运输按钮均进入同一个控制中心。镜头、标签、植物实例和道路保持独立显示职责。</w:t>
+        <w:t>imageToGround将逻辑底图坐标转换到园区地面，3D使用局部前向映射计算航向。鸭梨二号园保留yt-pear-02并改为番茄大棚，整体场景显示拱棚、作物行与吊蔓；内部四床八行共32株，每株具有稳定编号和演示档案。支持点选、近距离观察、WASD巡检和畦床碰撞约束。实景使用生成的单张宽幅农田底图，支持拖拽、滚轮缩放和边缘限制；概念画面不构成测绘结果。</w:t>
       </w:r>
     </w:p>
     <w:p>
@@ -5150,6 +5511,14 @@
         <w:tblW w:type="auto" w:w="0"/>
         <w:tblLayout w:type="fixed"/>
         <w:tblLook w:firstColumn="1" w:firstRow="1" w:lastColumn="0" w:lastRow="0" w:noHBand="0" w:noVBand="1" w:val="04A0"/>
+        <w:tblBorders>
+          <w:top w:val="single" w:sz="4" w:color="D3D9D6"/>
+          <w:left w:val="single" w:sz="4" w:color="D3D9D6"/>
+          <w:bottom w:val="single" w:sz="4" w:color="D3D9D6"/>
+          <w:right w:val="single" w:sz="4" w:color="D3D9D6"/>
+          <w:insideH w:val="single" w:sz="4" w:color="D3D9D6"/>
+          <w:insideV w:val="single" w:sz="4" w:color="D3D9D6"/>
+        </w:tblBorders>
       </w:tblPr>
       <w:tblGrid>
         <w:gridCol w:w="1587"/>
@@ -5160,6 +5529,8 @@
         <w:trPr>
           <w:cantSplit/>
           <w:tblHeader/>
+          <w:tblHeader/>
+          <w:cantSplit/>
         </w:trPr>
         <w:tc>
           <w:tcPr>
@@ -5180,6 +5551,7 @@
           </w:tcPr>
           <w:p>
             <w:pPr>
+              <w:keepNext/>
               <w:spacing w:after="60" w:line="276" w:lineRule="auto"/>
             </w:pPr>
             <w:r>
@@ -5209,15 +5581,8 @@
             </w:tcMar>
           </w:tcPr>
           <w:p>
-            <w:pPr>
-              <w:spacing w:after="60" w:line="276" w:lineRule="auto"/>
-            </w:pPr>
             <w:r>
-              <w:rPr>
-                <w:b/>
-                <w:sz w:val="18"/>
-              </w:rPr>
-              <w:t>2026年10月14日证据</w:t>
+              <w:t>验证证据与日期</w:t>
             </w:r>
           </w:p>
         </w:tc>
@@ -5240,6 +5605,7 @@
           </w:tcPr>
           <w:p>
             <w:pPr>
+              <w:keepNext/>
               <w:spacing w:after="60" w:line="276" w:lineRule="auto"/>
             </w:pPr>
             <w:r>
@@ -5254,6 +5620,7 @@
       </w:tr>
       <w:tr>
         <w:trPr>
+          <w:cantSplit/>
           <w:cantSplit/>
         </w:trPr>
         <w:tc>
@@ -5275,6 +5642,7 @@
           </w:tcPr>
           <w:p>
             <w:pPr>
+              <w:keepNext w:val="0"/>
               <w:spacing w:after="60" w:line="276" w:lineRule="auto"/>
             </w:pPr>
             <w:r>
@@ -5305,6 +5673,7 @@
           </w:tcPr>
           <w:p>
             <w:pPr>
+              <w:keepNext w:val="0"/>
               <w:spacing w:after="60" w:line="276" w:lineRule="auto"/>
             </w:pPr>
             <w:r>
@@ -5335,6 +5704,7 @@
           </w:tcPr>
           <w:p>
             <w:pPr>
+              <w:keepNext w:val="0"/>
               <w:spacing w:after="60" w:line="276" w:lineRule="auto"/>
             </w:pPr>
             <w:r>
@@ -5349,6 +5719,7 @@
       </w:tr>
       <w:tr>
         <w:trPr>
+          <w:cantSplit/>
           <w:cantSplit/>
         </w:trPr>
         <w:tc>
@@ -5370,6 +5741,7 @@
           </w:tcPr>
           <w:p>
             <w:pPr>
+              <w:keepNext w:val="0"/>
               <w:spacing w:after="60" w:line="276" w:lineRule="auto"/>
             </w:pPr>
             <w:r>
@@ -5400,6 +5772,7 @@
           </w:tcPr>
           <w:p>
             <w:pPr>
+              <w:keepNext w:val="0"/>
               <w:spacing w:after="60" w:line="276" w:lineRule="auto"/>
             </w:pPr>
             <w:r>
@@ -5430,6 +5803,7 @@
           </w:tcPr>
           <w:p>
             <w:pPr>
+              <w:keepNext w:val="0"/>
               <w:spacing w:after="60" w:line="276" w:lineRule="auto"/>
             </w:pPr>
             <w:r>
@@ -5444,6 +5818,7 @@
       </w:tr>
       <w:tr>
         <w:trPr>
+          <w:cantSplit/>
           <w:cantSplit/>
         </w:trPr>
         <w:tc>
@@ -5465,6 +5840,7 @@
           </w:tcPr>
           <w:p>
             <w:pPr>
+              <w:keepNext w:val="0"/>
               <w:spacing w:after="60" w:line="276" w:lineRule="auto"/>
             </w:pPr>
             <w:r>
@@ -5495,6 +5871,7 @@
           </w:tcPr>
           <w:p>
             <w:pPr>
+              <w:keepNext w:val="0"/>
               <w:spacing w:after="60" w:line="276" w:lineRule="auto"/>
             </w:pPr>
             <w:r>
@@ -5525,6 +5902,7 @@
           </w:tcPr>
           <w:p>
             <w:pPr>
+              <w:keepNext w:val="0"/>
               <w:spacing w:after="60" w:line="276" w:lineRule="auto"/>
             </w:pPr>
             <w:r>
@@ -5539,6 +5917,7 @@
       </w:tr>
       <w:tr>
         <w:trPr>
+          <w:cantSplit/>
           <w:cantSplit/>
         </w:trPr>
         <w:tc>
@@ -5560,6 +5939,7 @@
           </w:tcPr>
           <w:p>
             <w:pPr>
+              <w:keepNext w:val="0"/>
               <w:spacing w:after="60" w:line="276" w:lineRule="auto"/>
             </w:pPr>
             <w:r>
@@ -5590,6 +5970,7 @@
           </w:tcPr>
           <w:p>
             <w:pPr>
+              <w:keepNext w:val="0"/>
               <w:spacing w:after="60" w:line="276" w:lineRule="auto"/>
             </w:pPr>
             <w:r>
@@ -5620,6 +6001,7 @@
           </w:tcPr>
           <w:p>
             <w:pPr>
+              <w:keepNext w:val="0"/>
               <w:spacing w:after="60" w:line="276" w:lineRule="auto"/>
             </w:pPr>
             <w:r>
@@ -5634,6 +6016,7 @@
       </w:tr>
       <w:tr>
         <w:trPr>
+          <w:cantSplit/>
           <w:cantSplit/>
         </w:trPr>
         <w:tc>
@@ -5655,6 +6038,7 @@
           </w:tcPr>
           <w:p>
             <w:pPr>
+              <w:keepNext w:val="0"/>
               <w:spacing w:after="60" w:line="276" w:lineRule="auto"/>
             </w:pPr>
             <w:r>
@@ -5685,6 +6069,7 @@
           </w:tcPr>
           <w:p>
             <w:pPr>
+              <w:keepNext w:val="0"/>
               <w:spacing w:after="60" w:line="276" w:lineRule="auto"/>
             </w:pPr>
             <w:r>
@@ -5715,6 +6100,7 @@
           </w:tcPr>
           <w:p>
             <w:pPr>
+              <w:keepNext w:val="0"/>
               <w:spacing w:after="60" w:line="276" w:lineRule="auto"/>
             </w:pPr>
             <w:r>
@@ -5729,6 +6115,7 @@
       </w:tr>
       <w:tr>
         <w:trPr>
+          <w:cantSplit/>
           <w:cantSplit/>
         </w:trPr>
         <w:tc>
@@ -5750,6 +6137,7 @@
           </w:tcPr>
           <w:p>
             <w:pPr>
+              <w:keepNext w:val="0"/>
               <w:spacing w:after="60" w:line="276" w:lineRule="auto"/>
             </w:pPr>
             <w:r>
@@ -5780,6 +6168,7 @@
           </w:tcPr>
           <w:p>
             <w:pPr>
+              <w:keepNext w:val="0"/>
               <w:spacing w:after="60" w:line="276" w:lineRule="auto"/>
             </w:pPr>
             <w:r>
@@ -5810,6 +6199,7 @@
           </w:tcPr>
           <w:p>
             <w:pPr>
+              <w:keepNext w:val="0"/>
               <w:spacing w:after="60" w:line="276" w:lineRule="auto"/>
             </w:pPr>
             <w:r>
@@ -5824,6 +6214,7 @@
       </w:tr>
       <w:tr>
         <w:trPr>
+          <w:cantSplit/>
           <w:cantSplit/>
         </w:trPr>
         <w:tc>
@@ -5845,6 +6236,7 @@
           </w:tcPr>
           <w:p>
             <w:pPr>
+              <w:keepNext w:val="0"/>
               <w:spacing w:after="60" w:line="276" w:lineRule="auto"/>
             </w:pPr>
             <w:r>
@@ -5875,6 +6267,7 @@
           </w:tcPr>
           <w:p>
             <w:pPr>
+              <w:keepNext w:val="0"/>
               <w:spacing w:after="60" w:line="276" w:lineRule="auto"/>
             </w:pPr>
             <w:r>
@@ -5905,6 +6298,7 @@
           </w:tcPr>
           <w:p>
             <w:pPr>
+              <w:keepNext w:val="0"/>
               <w:spacing w:after="60" w:line="276" w:lineRule="auto"/>
             </w:pPr>
             <w:r>
@@ -5919,6 +6313,7 @@
       </w:tr>
       <w:tr>
         <w:trPr>
+          <w:cantSplit/>
           <w:cantSplit/>
         </w:trPr>
         <w:tc>
@@ -5940,6 +6335,7 @@
           </w:tcPr>
           <w:p>
             <w:pPr>
+              <w:keepNext w:val="0"/>
               <w:spacing w:after="60" w:line="276" w:lineRule="auto"/>
             </w:pPr>
             <w:r>
@@ -5970,6 +6366,7 @@
           </w:tcPr>
           <w:p>
             <w:pPr>
+              <w:keepNext w:val="0"/>
               <w:spacing w:after="60" w:line="276" w:lineRule="auto"/>
             </w:pPr>
             <w:r>
@@ -6000,6 +6397,7 @@
           </w:tcPr>
           <w:p>
             <w:pPr>
+              <w:keepNext w:val="0"/>
               <w:spacing w:after="60" w:line="276" w:lineRule="auto"/>
             </w:pPr>
             <w:r>
@@ -6012,10 +6410,169 @@
           </w:p>
         </w:tc>
       </w:tr>
+      <w:tr>
+        <w:trPr>
+          <w:cantSplit/>
+        </w:trPr>
+        <w:tc>
+          <w:tcPr>
+            <w:tcW w:type="dxa" w:w="1587"/>
+          </w:tcPr>
+          <w:p>
+            <w:pPr>
+              <w:keepNext w:val="0"/>
+            </w:pPr>
+            <w:r>
+              <w:rPr>
+                <w:sz w:val="18"/>
+              </w:rPr>
+              <w:t>本轮后端回归</w:t>
+            </w:r>
+          </w:p>
+        </w:tc>
+        <w:tc>
+          <w:tcPr>
+            <w:tcW w:type="dxa" w:w="3912"/>
+          </w:tcPr>
+          <w:p>
+            <w:pPr>
+              <w:keepNext w:val="0"/>
+            </w:pPr>
+            <w:r>
+              <w:rPr>
+                <w:sz w:val="18"/>
+              </w:rPr>
+              <w:t>20项相关回归通过</w:t>
+            </w:r>
+          </w:p>
+        </w:tc>
+        <w:tc>
+          <w:tcPr>
+            <w:tcW w:type="dxa" w:w="3912"/>
+          </w:tcPr>
+          <w:p>
+            <w:pPr>
+              <w:keepNext w:val="0"/>
+            </w:pPr>
+            <w:r>
+              <w:rPr>
+                <w:sz w:val="18"/>
+              </w:rPr>
+              <w:t>2026年10月15日 本轮明确测试范围</w:t>
+            </w:r>
+          </w:p>
+        </w:tc>
+      </w:tr>
+      <w:tr>
+        <w:trPr>
+          <w:cantSplit/>
+        </w:trPr>
+        <w:tc>
+          <w:tcPr>
+            <w:tcW w:type="dxa" w:w="1587"/>
+          </w:tcPr>
+          <w:p>
+            <w:pPr>
+              <w:keepNext w:val="0"/>
+            </w:pPr>
+            <w:r>
+              <w:rPr>
+                <w:sz w:val="18"/>
+              </w:rPr>
+              <w:t>串口与固件</w:t>
+            </w:r>
+          </w:p>
+        </w:tc>
+        <w:tc>
+          <w:tcPr>
+            <w:tcW w:type="dxa" w:w="3912"/>
+          </w:tcPr>
+          <w:p>
+            <w:pPr>
+              <w:keepNext w:val="0"/>
+            </w:pPr>
+            <w:r>
+              <w:rPr>
+                <w:sz w:val="18"/>
+              </w:rPr>
+              <w:t>8项Python测试与C黄金报文通过</w:t>
+            </w:r>
+          </w:p>
+        </w:tc>
+        <w:tc>
+          <w:tcPr>
+            <w:tcW w:type="dxa" w:w="3912"/>
+          </w:tcPr>
+          <w:p>
+            <w:pPr>
+              <w:keepNext w:val="0"/>
+            </w:pPr>
+            <w:r>
+              <w:rPr>
+                <w:sz w:val="18"/>
+              </w:rPr>
+              <w:t>未接实体设备 不等于实机通过</w:t>
+            </w:r>
+          </w:p>
+        </w:tc>
+      </w:tr>
+      <w:tr>
+        <w:trPr>
+          <w:cantSplit/>
+        </w:trPr>
+        <w:tc>
+          <w:tcPr>
+            <w:tcW w:type="dxa" w:w="1587"/>
+          </w:tcPr>
+          <w:p>
+            <w:pPr>
+              <w:keepNext w:val="0"/>
+            </w:pPr>
+            <w:r>
+              <w:rPr>
+                <w:sz w:val="18"/>
+              </w:rPr>
+              <w:t>本轮界面截图</w:t>
+            </w:r>
+          </w:p>
+        </w:tc>
+        <w:tc>
+          <w:tcPr>
+            <w:tcW w:type="dxa" w:w="3912"/>
+          </w:tcPr>
+          <w:p>
+            <w:pPr>
+              <w:keepNext w:val="0"/>
+            </w:pPr>
+            <w:r>
+              <w:rPr>
+                <w:sz w:val="18"/>
+              </w:rPr>
+              <w:t>梨叶结果 问农工具 采后追溯均实际取图</w:t>
+            </w:r>
+          </w:p>
+        </w:tc>
+        <w:tc>
+          <w:tcPr>
+            <w:tcW w:type="dxa" w:w="3912"/>
+          </w:tcPr>
+          <w:p>
+            <w:pPr>
+              <w:keepNext w:val="0"/>
+            </w:pPr>
+            <w:r>
+              <w:rPr>
+                <w:sz w:val="18"/>
+              </w:rPr>
+              <w:t>样例与业务数据为演示记录</w:t>
+            </w:r>
+          </w:p>
+        </w:tc>
+      </w:tr>
     </w:tbl>
     <w:p>
       <w:r>
-        <w:t>展示验收应覆盖全新启动、普通问答与图谱问答、各作物真实样例、摄像头错误恢复、批次全流转、运输装卸与账目核对、急停、断网及重启。前端Playwright配置虽存在，vision-frontend/tests目录当前缺失，临时target浏览器检查应整理成仓库可重复测试。</w:t>
+        <w:t>本轮相关后端回归20项通过，覆盖设备遥测与回执、场景校准、运输几何、运输流转及多作物代理；串口Python测试8项通过，C编解码通过CRC、坏帧恢复与跨语言黄金报文检查。前端类型检查、构建及浏览器检查通过，32株档案可选。验证范围按测试集记录，未将历史47项回归与本轮20项相加为新的全量结果。</w:t>
       </w:r>
     </w:p>
     <w:p>
@@ -6162,12 +6719,592 @@
     </w:p>
     <w:p>
       <w:r>
-        <w:t>下一阶段优先恢复模型可用性、贯通运输和采后批次、生成最新完整发行包；随后补蔬菜视觉与Jetson全栈部署实测。长期方向包括独立模型评测、配置诊断整合、持续集成、租户权限和迁移系统。真实SLAM、ROS2实车导航、RTSP解码与真实风险预测属于新增范围。</w:t>
+        <w:t>下一阶段优先完成具体设备型号、厂家协议与电气接口确认，开展固件烧录、串口断线与执行器联调；补充番茄独立评估集、其他设施蔬菜模型，以及普通模型问答和Jetson实机验收。运输与采后批次的自动联动、版本化迁移、租户权限和持续集成仍需后续工程。真实SLAM、ROS2实车导航和真实风险预测属于新增范围。</w:t>
       </w:r>
     </w:p>
     <w:p>
       <w:pPr>
         <w:pStyle w:val="Heading1"/>
+      </w:pPr>
+      <w:r>
+        <w:t>15 串口设备通信与数据入库</w:t>
+      </w:r>
+    </w:p>
+    <w:p>
+      <w:r>
+        <w:t>本轮按串口方向提供TY Serial v1，供自研固件采用。Python网关连接串口并转发至Java；C库提供编码、逐字节解码和CRC，模拟固件用于不接实体执行器的联调。串口只描述通信接口，TTL UART、RS232、RS485的电平与接线仍需按设备确认；未知厂家Modbus或私有寄存器协议需要单独适配。</w:t>
+      </w:r>
+    </w:p>
+    <w:tbl>
+      <w:tblPr>
+        <w:tblW w:type="auto" w:w="0"/>
+        <w:tblLook w:firstColumn="1" w:firstRow="1" w:lastColumn="0" w:lastRow="0" w:noHBand="0" w:noVBand="1" w:val="04A0"/>
+        <w:tblBorders>
+          <w:top w:val="single" w:sz="4" w:color="D3D9D6"/>
+          <w:left w:val="single" w:sz="4" w:color="D3D9D6"/>
+          <w:bottom w:val="single" w:sz="4" w:color="D3D9D6"/>
+          <w:right w:val="single" w:sz="4" w:color="D3D9D6"/>
+          <w:insideH w:val="single" w:sz="4" w:color="D3D9D6"/>
+          <w:insideV w:val="single" w:sz="4" w:color="D3D9D6"/>
+        </w:tblBorders>
+      </w:tblPr>
+      <w:tblGrid>
+        <w:gridCol w:w="3137"/>
+        <w:gridCol w:w="3137"/>
+        <w:gridCol w:w="3137"/>
+      </w:tblGrid>
+      <w:tr>
+        <w:trPr>
+          <w:tblHeader/>
+          <w:cantSplit/>
+        </w:trPr>
+        <w:tc>
+          <w:tcPr>
+            <w:tcW w:type="dxa" w:w="3137"/>
+            <w:shd w:fill="E7EFEA"/>
+          </w:tcPr>
+          <w:p>
+            <w:pPr>
+              <w:keepNext/>
+            </w:pPr>
+            <w:r>
+              <w:rPr>
+                <w:b/>
+                <w:sz w:val="18"/>
+              </w:rPr>
+              <w:t>字段</w:t>
+            </w:r>
+          </w:p>
+        </w:tc>
+        <w:tc>
+          <w:tcPr>
+            <w:tcW w:type="dxa" w:w="3137"/>
+            <w:shd w:fill="E7EFEA"/>
+          </w:tcPr>
+          <w:p>
+            <w:pPr>
+              <w:keepNext/>
+            </w:pPr>
+            <w:r>
+              <w:rPr>
+                <w:b/>
+                <w:sz w:val="18"/>
+              </w:rPr>
+              <w:t>长度与规则</w:t>
+            </w:r>
+          </w:p>
+        </w:tc>
+        <w:tc>
+          <w:tcPr>
+            <w:tcW w:type="dxa" w:w="3137"/>
+            <w:shd w:fill="E7EFEA"/>
+          </w:tcPr>
+          <w:p>
+            <w:pPr>
+              <w:keepNext/>
+            </w:pPr>
+            <w:r>
+              <w:rPr>
+                <w:b/>
+                <w:sz w:val="18"/>
+              </w:rPr>
+              <w:t>作用</w:t>
+            </w:r>
+          </w:p>
+        </w:tc>
+      </w:tr>
+      <w:tr>
+        <w:trPr>
+          <w:cantSplit/>
+        </w:trPr>
+        <w:tc>
+          <w:tcPr>
+            <w:tcW w:type="dxa" w:w="3137"/>
+          </w:tcPr>
+          <w:p>
+            <w:pPr>
+              <w:keepNext w:val="0"/>
+            </w:pPr>
+            <w:r>
+              <w:rPr>
+                <w:sz w:val="18"/>
+              </w:rPr>
+              <w:t>帧头与版本</w:t>
+            </w:r>
+          </w:p>
+        </w:tc>
+        <w:tc>
+          <w:tcPr>
+            <w:tcW w:type="dxa" w:w="3137"/>
+          </w:tcPr>
+          <w:p>
+            <w:pPr>
+              <w:keepNext w:val="0"/>
+            </w:pPr>
+            <w:r>
+              <w:rPr>
+                <w:sz w:val="18"/>
+              </w:rPr>
+              <w:t>AA 55 与版本01</w:t>
+            </w:r>
+          </w:p>
+        </w:tc>
+        <w:tc>
+          <w:tcPr>
+            <w:tcW w:type="dxa" w:w="3137"/>
+          </w:tcPr>
+          <w:p>
+            <w:pPr>
+              <w:keepNext w:val="0"/>
+            </w:pPr>
+            <w:r>
+              <w:rPr>
+                <w:sz w:val="18"/>
+              </w:rPr>
+              <w:t>识别帧和协议版本</w:t>
+            </w:r>
+          </w:p>
+        </w:tc>
+      </w:tr>
+      <w:tr>
+        <w:trPr>
+          <w:cantSplit/>
+        </w:trPr>
+        <w:tc>
+          <w:tcPr>
+            <w:tcW w:type="dxa" w:w="3137"/>
+          </w:tcPr>
+          <w:p>
+            <w:pPr>
+              <w:keepNext w:val="0"/>
+            </w:pPr>
+            <w:r>
+              <w:rPr>
+                <w:sz w:val="18"/>
+              </w:rPr>
+              <w:t>地址与类型</w:t>
+            </w:r>
+          </w:p>
+        </w:tc>
+        <w:tc>
+          <w:tcPr>
+            <w:tcW w:type="dxa" w:w="3137"/>
+          </w:tcPr>
+          <w:p>
+            <w:pPr>
+              <w:keepNext w:val="0"/>
+            </w:pPr>
+            <w:r>
+              <w:rPr>
+                <w:sz w:val="18"/>
+              </w:rPr>
+              <w:t>地址1至247 类型1至4</w:t>
+            </w:r>
+          </w:p>
+        </w:tc>
+        <w:tc>
+          <w:tcPr>
+            <w:tcW w:type="dxa" w:w="3137"/>
+          </w:tcPr>
+          <w:p>
+            <w:pPr>
+              <w:keepNext w:val="0"/>
+            </w:pPr>
+            <w:r>
+              <w:rPr>
+                <w:sz w:val="18"/>
+              </w:rPr>
+              <w:t>遥测 指令 回执 预留HELLO</w:t>
+            </w:r>
+          </w:p>
+        </w:tc>
+      </w:tr>
+      <w:tr>
+        <w:trPr>
+          <w:cantSplit/>
+        </w:trPr>
+        <w:tc>
+          <w:tcPr>
+            <w:tcW w:type="dxa" w:w="3137"/>
+          </w:tcPr>
+          <w:p>
+            <w:pPr>
+              <w:keepNext w:val="0"/>
+            </w:pPr>
+            <w:r>
+              <w:rPr>
+                <w:sz w:val="18"/>
+              </w:rPr>
+              <w:t>序号与长度</w:t>
+            </w:r>
+          </w:p>
+        </w:tc>
+        <w:tc>
+          <w:tcPr>
+            <w:tcW w:type="dxa" w:w="3137"/>
+          </w:tcPr>
+          <w:p>
+            <w:pPr>
+              <w:keepNext w:val="0"/>
+            </w:pPr>
+            <w:r>
+              <w:rPr>
+                <w:sz w:val="18"/>
+              </w:rPr>
+              <w:t>32位序号 16位载荷字节数</w:t>
+            </w:r>
+          </w:p>
+        </w:tc>
+        <w:tc>
+          <w:tcPr>
+            <w:tcW w:type="dxa" w:w="3137"/>
+          </w:tcPr>
+          <w:p>
+            <w:pPr>
+              <w:keepNext w:val="0"/>
+            </w:pPr>
+            <w:r>
+              <w:rPr>
+                <w:sz w:val="18"/>
+              </w:rPr>
+              <w:t>多字节小端 最大2048字节JSON</w:t>
+            </w:r>
+          </w:p>
+        </w:tc>
+      </w:tr>
+      <w:tr>
+        <w:trPr>
+          <w:cantSplit/>
+        </w:trPr>
+        <w:tc>
+          <w:tcPr>
+            <w:tcW w:type="dxa" w:w="3137"/>
+          </w:tcPr>
+          <w:p>
+            <w:pPr>
+              <w:keepNext w:val="0"/>
+            </w:pPr>
+            <w:r>
+              <w:rPr>
+                <w:sz w:val="18"/>
+              </w:rPr>
+              <w:t>CRC</w:t>
+            </w:r>
+          </w:p>
+        </w:tc>
+        <w:tc>
+          <w:tcPr>
+            <w:tcW w:type="dxa" w:w="3137"/>
+          </w:tcPr>
+          <w:p>
+            <w:pPr>
+              <w:keepNext w:val="0"/>
+            </w:pPr>
+            <w:r>
+              <w:rPr>
+                <w:sz w:val="18"/>
+              </w:rPr>
+              <w:t>CRC16 Modbus 初值FFFF 多项式A001</w:t>
+            </w:r>
+          </w:p>
+        </w:tc>
+        <w:tc>
+          <w:tcPr>
+            <w:tcW w:type="dxa" w:w="3137"/>
+          </w:tcPr>
+          <w:p>
+            <w:pPr>
+              <w:keepNext w:val="0"/>
+            </w:pPr>
+            <w:r>
+              <w:rPr>
+                <w:sz w:val="18"/>
+              </w:rPr>
+              <w:t>覆盖版本至载荷末尾 低字节先发</w:t>
+            </w:r>
+          </w:p>
+        </w:tc>
+      </w:tr>
+      <w:tr>
+        <w:trPr>
+          <w:cantSplit/>
+        </w:trPr>
+        <w:tc>
+          <w:tcPr>
+            <w:tcW w:type="dxa" w:w="3137"/>
+          </w:tcPr>
+          <w:p>
+            <w:pPr>
+              <w:keepNext w:val="0"/>
+            </w:pPr>
+            <w:r>
+              <w:rPr>
+                <w:sz w:val="18"/>
+              </w:rPr>
+              <w:t>串口参数</w:t>
+            </w:r>
+          </w:p>
+        </w:tc>
+        <w:tc>
+          <w:tcPr>
+            <w:tcW w:type="dxa" w:w="3137"/>
+          </w:tcPr>
+          <w:p>
+            <w:pPr>
+              <w:keepNext w:val="0"/>
+            </w:pPr>
+            <w:r>
+              <w:rPr>
+                <w:sz w:val="18"/>
+              </w:rPr>
+              <w:t>默认115200 8N1 无流控</w:t>
+            </w:r>
+          </w:p>
+        </w:tc>
+        <w:tc>
+          <w:tcPr>
+            <w:tcW w:type="dxa" w:w="3137"/>
+          </w:tcPr>
+          <w:p>
+            <w:pPr>
+              <w:keepNext w:val="0"/>
+            </w:pPr>
+            <w:r>
+              <w:rPr>
+                <w:sz w:val="18"/>
+              </w:rPr>
+              <w:t>按板卡与配置文件调整</w:t>
+            </w:r>
+          </w:p>
+        </w:tc>
+      </w:tr>
+    </w:tbl>
+    <w:p>
+      <w:r>
+        <w:t>遥测路径为串口接收、CRC与长度校验、SQLite持久化、带JWT的HTTP提交、指标与时间校验、事务入库。每包1至32项，不允许同指标重复或非有限值；设备和messageId构成去重边界。网络错误保留缓存，非法消息转入rejected表待复核；网关确认只表示本地持久化，不能等同于后端已入库。</w:t>
+      </w:r>
+    </w:p>
+    <w:p>
+      <w:r>
+        <w:t>控制路径为创建持久化指令、网关取待发项、串口下发、设备回执、后端状态确认。requestId保证提交幂等；设备应持久化去重，避免重试重复驱动泵阀。网关每2秒重试，最多3次；后端指令60秒过期。状态为待下发、已回执、失败或超时，成功回执才更新平台设备开关状态。</w:t>
+      </w:r>
+    </w:p>
+    <w:p>
+      <w:r>
+        <w:t>当前支持采样、自检、开关、档位和停止。持续时间为0至3600秒，设备端必须自行实现最大运行时间、定时关闭与看门狗。接口沿用项目JWT和共享基地模型，未新增设备独立证书或生产多租户授权。具体报文、单位范围、启动步骤、测试与限制见embedded/README.md。</w:t>
+      </w:r>
+    </w:p>
+    <w:p>
+      <w:r>
+        <w:t>验证已覆盖拆包粘包、噪声恢复、CRC错误、截断帧超时、离线缓存、有界重试、重复消息和回执归属。实体板卡、现场线缆、厂家寄存器、实际采样精度和真实执行器均未联调，报告不将这些列为已完成验收。</w:t>
+      </w:r>
+    </w:p>
+    <w:p>
+      <w:pPr>
+        <w:pStyle w:val="Heading1"/>
+      </w:pPr>
+      <w:r>
+        <w:t>16 界面运行验证与截图</w:t>
+      </w:r>
+    </w:p>
+    <w:p>
+      <w:r>
+        <w:t>截图1于2026年10月16日从数据工作台的地块详情中重新截取，截图2和截图3保留2026年10月15日的运行结果。使用独立tianyan_test数据库，梨叶图片来自仓库样例；结果通过真实后端接口取得，未修改页面文本或伪造接口返回。原始PNG另存于docs/截图/技术报告。</w:t>
+      </w:r>
+    </w:p>
+    <w:p>
+      <w:pPr>
+        <w:pStyle w:val="Heading2"/>
+        <w:pageBreakBefore w:val="0"/>
+      </w:pPr>
+      <w:r>
+        <w:t>截图1 多作物研判与梨叶症状识别结果</w:t>
+      </w:r>
+    </w:p>
+    <w:p>
+      <w:pPr>
+        <w:keepNext/>
+        <w:jc w:val="center"/>
+      </w:pPr>
+      <w:r>
+        <w:drawing>
+          <wp:inline xmlns:a="http://schemas.openxmlformats.org/drawingml/2006/main" xmlns:pic="http://schemas.openxmlformats.org/drawingml/2006/picture">
+            <wp:extent cx="5577840" cy="4648200"/>
+            <wp:docPr id="1" name="Picture 1"/>
+            <wp:cNvGraphicFramePr>
+              <a:graphicFrameLocks noChangeAspect="1"/>
+            </wp:cNvGraphicFramePr>
+            <a:graphic>
+              <a:graphicData uri="http://schemas.openxmlformats.org/drawingml/2006/picture">
+                <pic:pic>
+                  <pic:nvPicPr>
+                    <pic:cNvPr id="0" name="截图1_多作物研判与梨叶症状识别结果.png"/>
+                    <pic:cNvPicPr/>
+                  </pic:nvPicPr>
+                  <pic:blipFill>
+                    <a:blip r:embed="rId11"/>
+                    <a:stretch>
+                      <a:fillRect/>
+                    </a:stretch>
+                  </pic:blipFill>
+                  <pic:spPr>
+                    <a:xfrm>
+                      <a:off x="0" y="0"/>
+                      <a:ext cx="5577840" cy="4648200"/>
+                    </a:xfrm>
+                    <a:prstGeom prst="rect"/>
+                  </pic:spPr>
+                </pic:pic>
+              </a:graphicData>
+            </a:graphic>
+          </wp:inline>
+        </w:drawing>
+      </w:r>
+    </w:p>
+    <w:p>
+      <w:pPr>
+        <w:pStyle w:val="Caption"/>
+        <w:jc w:val="center"/>
+      </w:pPr>
+      <w:r>
+        <w:t>截图1 多作物研判与梨叶症状识别结果</w:t>
+      </w:r>
+    </w:p>
+    <w:p>
+      <w:r>
+        <w:t>数据工作台选中鸭梨一号园，打开地块详情的“病虫害识别”页，使用示范图片调用真实梨叶分类权重，返回“虫害损伤”候选及识别分数。页面同时展示四项关联知识图谱记录，以及可继续检索和交给Agent核验的问题。分数仅表示模型对视觉类别的置信，不代表疾病概率或虫种确诊。</w:t>
+      </w:r>
+    </w:p>
+    <w:p>
+      <w:pPr>
+        <w:pStyle w:val="Heading2"/>
+        <w:pageBreakBefore/>
+      </w:pPr>
+      <w:r>
+        <w:t>截图2 智能问农的任务执行过程与证据展示</w:t>
+      </w:r>
+    </w:p>
+    <w:p>
+      <w:pPr>
+        <w:keepNext/>
+        <w:jc w:val="center"/>
+      </w:pPr>
+      <w:r>
+        <w:drawing>
+          <wp:inline xmlns:a="http://schemas.openxmlformats.org/drawingml/2006/main" xmlns:pic="http://schemas.openxmlformats.org/drawingml/2006/picture">
+            <wp:extent cx="5943600" cy="3962400"/>
+            <wp:docPr id="2" name="Picture 2"/>
+            <wp:cNvGraphicFramePr>
+              <a:graphicFrameLocks noChangeAspect="1"/>
+            </wp:cNvGraphicFramePr>
+            <a:graphic>
+              <a:graphicData uri="http://schemas.openxmlformats.org/drawingml/2006/picture">
+                <pic:pic>
+                  <pic:nvPicPr>
+                    <pic:cNvPr id="0" name="截图2_智能问农的任务执行过程与证据展示.png"/>
+                    <pic:cNvPicPr/>
+                  </pic:nvPicPr>
+                  <pic:blipFill>
+                    <a:blip r:embed="rId12"/>
+                    <a:stretch>
+                      <a:fillRect/>
+                    </a:stretch>
+                  </pic:blipFill>
+                  <pic:spPr>
+                    <a:xfrm>
+                      <a:off x="0" y="0"/>
+                      <a:ext cx="5943600" cy="3962400"/>
+                    </a:xfrm>
+                    <a:prstGeom prst="rect"/>
+                  </pic:spPr>
+                </pic:pic>
+              </a:graphicData>
+            </a:graphic>
+          </wp:inline>
+        </w:drawing>
+      </w:r>
+    </w:p>
+    <w:p>
+      <w:pPr>
+        <w:pStyle w:val="Caption"/>
+        <w:jc w:val="center"/>
+      </w:pPr>
+      <w:r>
+        <w:t>截图2 智能问农的任务执行过程与证据展示</w:t>
+      </w:r>
+    </w:p>
+    <w:p>
+      <w:r>
+        <w:t>实际问题为“分析农场当前环境与异常，列出依据和缺少的数据”。任务记录三个完成的工具步骤，证据栏展示两条关键词检索资料。该任务走已实现的环境快速核验路径，验证数据读取、阈值核验、资料展示与事件留痕，不作为普通大模型问答验收。</w:t>
+      </w:r>
+    </w:p>
+    <w:p>
+      <w:pPr>
+        <w:pStyle w:val="Heading2"/>
+        <w:pageBreakBefore/>
+      </w:pPr>
+      <w:r>
+        <w:t>截图3 采后批次登记与追溯链路</w:t>
+      </w:r>
+    </w:p>
+    <w:p>
+      <w:pPr>
+        <w:keepNext/>
+        <w:jc w:val="center"/>
+      </w:pPr>
+      <w:r>
+        <w:drawing>
+          <wp:inline xmlns:a="http://schemas.openxmlformats.org/drawingml/2006/main" xmlns:pic="http://schemas.openxmlformats.org/drawingml/2006/picture">
+            <wp:extent cx="5943600" cy="6102096"/>
+            <wp:docPr id="3" name="Picture 3"/>
+            <wp:cNvGraphicFramePr>
+              <a:graphicFrameLocks noChangeAspect="1"/>
+            </wp:cNvGraphicFramePr>
+            <a:graphic>
+              <a:graphicData uri="http://schemas.openxmlformats.org/drawingml/2006/picture">
+                <pic:pic>
+                  <pic:nvPicPr>
+                    <pic:cNvPr id="0" name="截图3_采后批次登记与追溯链路.png"/>
+                    <pic:cNvPicPr/>
+                  </pic:nvPicPr>
+                  <pic:blipFill>
+                    <a:blip r:embed="rId13"/>
+                    <a:stretch>
+                      <a:fillRect/>
+                    </a:stretch>
+                  </pic:blipFill>
+                  <pic:spPr>
+                    <a:xfrm>
+                      <a:off x="0" y="0"/>
+                      <a:ext cx="5943600" cy="6102096"/>
+                    </a:xfrm>
+                    <a:prstGeom prst="rect"/>
+                  </pic:spPr>
+                </pic:pic>
+              </a:graphicData>
+            </a:graphic>
+          </wp:inline>
+        </w:drawing>
+      </w:r>
+    </w:p>
+    <w:p>
+      <w:pPr>
+        <w:pStyle w:val="Caption"/>
+        <w:jc w:val="center"/>
+      </w:pPr>
+      <w:r>
+        <w:t>截图3 采后批次登记与追溯链路</w:t>
+      </w:r>
+    </w:p>
+    <w:p>
+      <w:r>
+        <w:t>批次“演示批次 鸭梨 20261015 A01”登记1200 kg，关联鸭梨一号园，按采收、分选、入库和出库顺序写入事件。界面显示批次编号、二维码、阶段和登记说明。数量、分级和库温为模拟录入，二维码目标需要登录并能访问当前服务，出库记录不代表真实销售。</w:t>
+      </w:r>
+    </w:p>
+    <w:p>
+      <w:pPr>
+        <w:pStyle w:val="Heading1"/>
+        <w:pageBreakBefore/>
       </w:pPr>
       <w:r>
         <w:t>附录 源码定位与维护入口</w:t>
@@ -6178,6 +7315,14 @@
         <w:tblW w:type="auto" w:w="0"/>
         <w:tblLayout w:type="fixed"/>
         <w:tblLook w:firstColumn="1" w:firstRow="1" w:lastColumn="0" w:lastRow="0" w:noHBand="0" w:noVBand="1" w:val="04A0"/>
+        <w:tblBorders>
+          <w:top w:val="single" w:sz="4" w:color="D3D9D6"/>
+          <w:left w:val="single" w:sz="4" w:color="D3D9D6"/>
+          <w:bottom w:val="single" w:sz="4" w:color="D3D9D6"/>
+          <w:right w:val="single" w:sz="4" w:color="D3D9D6"/>
+          <w:insideH w:val="single" w:sz="4" w:color="D3D9D6"/>
+          <w:insideV w:val="single" w:sz="4" w:color="D3D9D6"/>
+        </w:tblBorders>
       </w:tblPr>
       <w:tblGrid>
         <w:gridCol w:w="1587"/>
@@ -6188,6 +7333,8 @@
         <w:trPr>
           <w:cantSplit/>
           <w:tblHeader/>
+          <w:tblHeader/>
+          <w:cantSplit/>
         </w:trPr>
         <w:tc>
           <w:tcPr>
@@ -6208,6 +7355,7 @@
           </w:tcPr>
           <w:p>
             <w:pPr>
+              <w:keepNext/>
               <w:spacing w:after="60" w:line="276" w:lineRule="auto"/>
             </w:pPr>
             <w:r>
@@ -6238,6 +7386,7 @@
           </w:tcPr>
           <w:p>
             <w:pPr>
+              <w:keepNext/>
               <w:spacing w:after="60" w:line="276" w:lineRule="auto"/>
             </w:pPr>
             <w:r>
@@ -6268,6 +7417,7 @@
           </w:tcPr>
           <w:p>
             <w:pPr>
+              <w:keepNext/>
               <w:spacing w:after="60" w:line="276" w:lineRule="auto"/>
             </w:pPr>
             <w:r>
@@ -6282,6 +7432,7 @@
       </w:tr>
       <w:tr>
         <w:trPr>
+          <w:cantSplit/>
           <w:cantSplit/>
         </w:trPr>
         <w:tc>
@@ -6303,6 +7454,7 @@
           </w:tcPr>
           <w:p>
             <w:pPr>
+              <w:keepNext w:val="0"/>
               <w:spacing w:after="60" w:line="276" w:lineRule="auto"/>
             </w:pPr>
             <w:r>
@@ -6333,6 +7485,7 @@
           </w:tcPr>
           <w:p>
             <w:pPr>
+              <w:keepNext w:val="0"/>
               <w:spacing w:after="60" w:line="276" w:lineRule="auto"/>
             </w:pPr>
             <w:r>
@@ -6363,6 +7516,7 @@
           </w:tcPr>
           <w:p>
             <w:pPr>
+              <w:keepNext w:val="0"/>
               <w:spacing w:after="60" w:line="276" w:lineRule="auto"/>
             </w:pPr>
             <w:r>
@@ -6377,6 +7531,7 @@
       </w:tr>
       <w:tr>
         <w:trPr>
+          <w:cantSplit/>
           <w:cantSplit/>
         </w:trPr>
         <w:tc>
@@ -6398,6 +7553,7 @@
           </w:tcPr>
           <w:p>
             <w:pPr>
+              <w:keepNext w:val="0"/>
               <w:spacing w:after="60" w:line="276" w:lineRule="auto"/>
             </w:pPr>
             <w:r>
@@ -6428,6 +7584,7 @@
           </w:tcPr>
           <w:p>
             <w:pPr>
+              <w:keepNext w:val="0"/>
               <w:spacing w:after="60" w:line="276" w:lineRule="auto"/>
             </w:pPr>
             <w:r>
@@ -6458,6 +7615,7 @@
           </w:tcPr>
           <w:p>
             <w:pPr>
+              <w:keepNext w:val="0"/>
               <w:spacing w:after="60" w:line="276" w:lineRule="auto"/>
             </w:pPr>
             <w:r>
@@ -6472,6 +7630,7 @@
       </w:tr>
       <w:tr>
         <w:trPr>
+          <w:cantSplit/>
           <w:cantSplit/>
         </w:trPr>
         <w:tc>
@@ -6493,6 +7652,7 @@
           </w:tcPr>
           <w:p>
             <w:pPr>
+              <w:keepNext w:val="0"/>
               <w:spacing w:after="60" w:line="276" w:lineRule="auto"/>
             </w:pPr>
             <w:r>
@@ -6523,6 +7683,7 @@
           </w:tcPr>
           <w:p>
             <w:pPr>
+              <w:keepNext w:val="0"/>
               <w:spacing w:after="60" w:line="276" w:lineRule="auto"/>
             </w:pPr>
             <w:r>
@@ -6553,6 +7714,7 @@
           </w:tcPr>
           <w:p>
             <w:pPr>
+              <w:keepNext w:val="0"/>
               <w:spacing w:after="60" w:line="276" w:lineRule="auto"/>
             </w:pPr>
             <w:r>
@@ -6567,6 +7729,7 @@
       </w:tr>
       <w:tr>
         <w:trPr>
+          <w:cantSplit/>
           <w:cantSplit/>
         </w:trPr>
         <w:tc>
@@ -6588,6 +7751,7 @@
           </w:tcPr>
           <w:p>
             <w:pPr>
+              <w:keepNext w:val="0"/>
               <w:spacing w:after="60" w:line="276" w:lineRule="auto"/>
             </w:pPr>
             <w:r>
@@ -6618,6 +7782,7 @@
           </w:tcPr>
           <w:p>
             <w:pPr>
+              <w:keepNext w:val="0"/>
               <w:spacing w:after="60" w:line="276" w:lineRule="auto"/>
             </w:pPr>
             <w:r>
@@ -6648,6 +7813,7 @@
           </w:tcPr>
           <w:p>
             <w:pPr>
+              <w:keepNext w:val="0"/>
               <w:spacing w:after="60" w:line="276" w:lineRule="auto"/>
             </w:pPr>
             <w:r>
@@ -6662,6 +7828,7 @@
       </w:tr>
       <w:tr>
         <w:trPr>
+          <w:cantSplit/>
           <w:cantSplit/>
         </w:trPr>
         <w:tc>
@@ -6683,6 +7850,7 @@
           </w:tcPr>
           <w:p>
             <w:pPr>
+              <w:keepNext w:val="0"/>
               <w:spacing w:after="60" w:line="276" w:lineRule="auto"/>
             </w:pPr>
             <w:r>
@@ -6713,6 +7881,7 @@
           </w:tcPr>
           <w:p>
             <w:pPr>
+              <w:keepNext w:val="0"/>
               <w:spacing w:after="60" w:line="276" w:lineRule="auto"/>
             </w:pPr>
             <w:r>
@@ -6743,6 +7912,7 @@
           </w:tcPr>
           <w:p>
             <w:pPr>
+              <w:keepNext w:val="0"/>
               <w:spacing w:after="60" w:line="276" w:lineRule="auto"/>
             </w:pPr>
             <w:r>
@@ -6757,6 +7927,7 @@
       </w:tr>
       <w:tr>
         <w:trPr>
+          <w:cantSplit/>
           <w:cantSplit/>
         </w:trPr>
         <w:tc>
@@ -6778,6 +7949,7 @@
           </w:tcPr>
           <w:p>
             <w:pPr>
+              <w:keepNext w:val="0"/>
               <w:spacing w:after="60" w:line="276" w:lineRule="auto"/>
             </w:pPr>
             <w:r>
@@ -6808,6 +7980,7 @@
           </w:tcPr>
           <w:p>
             <w:pPr>
+              <w:keepNext w:val="0"/>
               <w:spacing w:after="60" w:line="276" w:lineRule="auto"/>
             </w:pPr>
             <w:r>
@@ -6838,6 +8011,7 @@
           </w:tcPr>
           <w:p>
             <w:pPr>
+              <w:keepNext w:val="0"/>
               <w:spacing w:after="60" w:line="276" w:lineRule="auto"/>
             </w:pPr>
             <w:r>
@@ -6852,6 +8026,7 @@
       </w:tr>
       <w:tr>
         <w:trPr>
+          <w:cantSplit/>
           <w:cantSplit/>
         </w:trPr>
         <w:tc>
@@ -6873,6 +8048,7 @@
           </w:tcPr>
           <w:p>
             <w:pPr>
+              <w:keepNext w:val="0"/>
               <w:spacing w:after="60" w:line="276" w:lineRule="auto"/>
             </w:pPr>
             <w:r>
@@ -6903,6 +8079,7 @@
           </w:tcPr>
           <w:p>
             <w:pPr>
+              <w:keepNext w:val="0"/>
               <w:spacing w:after="60" w:line="276" w:lineRule="auto"/>
             </w:pPr>
             <w:r>
@@ -6933,6 +8110,7 @@
           </w:tcPr>
           <w:p>
             <w:pPr>
+              <w:keepNext w:val="0"/>
               <w:spacing w:after="60" w:line="276" w:lineRule="auto"/>
             </w:pPr>
             <w:r>
@@ -6947,6 +8125,7 @@
       </w:tr>
       <w:tr>
         <w:trPr>
+          <w:cantSplit/>
           <w:cantSplit/>
         </w:trPr>
         <w:tc>
@@ -6968,6 +8147,7 @@
           </w:tcPr>
           <w:p>
             <w:pPr>
+              <w:keepNext w:val="0"/>
               <w:spacing w:after="60" w:line="276" w:lineRule="auto"/>
             </w:pPr>
             <w:r>
@@ -6998,6 +8178,7 @@
           </w:tcPr>
           <w:p>
             <w:pPr>
+              <w:keepNext w:val="0"/>
               <w:spacing w:after="60" w:line="276" w:lineRule="auto"/>
             </w:pPr>
             <w:r>
@@ -7028,6 +8209,7 @@
           </w:tcPr>
           <w:p>
             <w:pPr>
+              <w:keepNext w:val="0"/>
               <w:spacing w:after="60" w:line="276" w:lineRule="auto"/>
             </w:pPr>
             <w:r>
@@ -7042,6 +8224,7 @@
       </w:tr>
       <w:tr>
         <w:trPr>
+          <w:cantSplit/>
           <w:cantSplit/>
         </w:trPr>
         <w:tc>
@@ -7063,6 +8246,7 @@
           </w:tcPr>
           <w:p>
             <w:pPr>
+              <w:keepNext w:val="0"/>
               <w:spacing w:after="60" w:line="276" w:lineRule="auto"/>
             </w:pPr>
             <w:r>
@@ -7093,6 +8277,7 @@
           </w:tcPr>
           <w:p>
             <w:pPr>
+              <w:keepNext w:val="0"/>
               <w:spacing w:after="60" w:line="276" w:lineRule="auto"/>
             </w:pPr>
             <w:r>
@@ -7123,6 +8308,7 @@
           </w:tcPr>
           <w:p>
             <w:pPr>
+              <w:keepNext w:val="0"/>
               <w:spacing w:after="60" w:line="276" w:lineRule="auto"/>
             </w:pPr>
             <w:r>
@@ -7137,6 +8323,7 @@
       </w:tr>
       <w:tr>
         <w:trPr>
+          <w:cantSplit/>
           <w:cantSplit/>
         </w:trPr>
         <w:tc>
@@ -7158,6 +8345,7 @@
           </w:tcPr>
           <w:p>
             <w:pPr>
+              <w:keepNext w:val="0"/>
               <w:spacing w:after="60" w:line="276" w:lineRule="auto"/>
             </w:pPr>
             <w:r>
@@ -7188,6 +8376,7 @@
           </w:tcPr>
           <w:p>
             <w:pPr>
+              <w:keepNext w:val="0"/>
               <w:spacing w:after="60" w:line="276" w:lineRule="auto"/>
             </w:pPr>
             <w:r>
@@ -7218,6 +8407,7 @@
           </w:tcPr>
           <w:p>
             <w:pPr>
+              <w:keepNext w:val="0"/>
               <w:spacing w:after="60" w:line="276" w:lineRule="auto"/>
             </w:pPr>
             <w:r>
@@ -7230,10 +8420,116 @@
           </w:p>
         </w:tc>
       </w:tr>
+      <w:tr>
+        <w:trPr>
+          <w:cantSplit/>
+        </w:trPr>
+        <w:tc>
+          <w:tcPr>
+            <w:tcW w:type="dxa" w:w="1587"/>
+          </w:tcPr>
+          <w:p>
+            <w:pPr>
+              <w:keepNext w:val="0"/>
+            </w:pPr>
+            <w:r>
+              <w:rPr>
+                <w:sz w:val="18"/>
+              </w:rPr>
+              <w:t>串口</w:t>
+            </w:r>
+          </w:p>
+        </w:tc>
+        <w:tc>
+          <w:tcPr>
+            <w:tcW w:type="dxa" w:w="3912"/>
+          </w:tcPr>
+          <w:p>
+            <w:pPr>
+              <w:keepNext w:val="0"/>
+            </w:pPr>
+            <w:r>
+              <w:rPr>
+                <w:sz w:val="18"/>
+              </w:rPr>
+              <w:t>embedded 与 Java embedded 包</w:t>
+            </w:r>
+          </w:p>
+        </w:tc>
+        <w:tc>
+          <w:tcPr>
+            <w:tcW w:type="dxa" w:w="3912"/>
+          </w:tcPr>
+          <w:p>
+            <w:pPr>
+              <w:keepNext w:val="0"/>
+            </w:pPr>
+            <w:r>
+              <w:rPr>
+                <w:sz w:val="18"/>
+              </w:rPr>
+              <w:t>帧校验 网关 回执 遥测 事务入库</w:t>
+            </w:r>
+          </w:p>
+        </w:tc>
+      </w:tr>
+      <w:tr>
+        <w:trPr>
+          <w:cantSplit/>
+        </w:trPr>
+        <w:tc>
+          <w:tcPr>
+            <w:tcW w:type="dxa" w:w="1587"/>
+          </w:tcPr>
+          <w:p>
+            <w:pPr>
+              <w:keepNext w:val="0"/>
+            </w:pPr>
+            <w:r>
+              <w:rPr>
+                <w:sz w:val="18"/>
+              </w:rPr>
+              <w:t>番茄大棚</w:t>
+            </w:r>
+          </w:p>
+        </w:tc>
+        <w:tc>
+          <w:tcPr>
+            <w:tcW w:type="dxa" w:w="3912"/>
+          </w:tcPr>
+          <w:p>
+            <w:pPr>
+              <w:keepNext w:val="0"/>
+            </w:pPr>
+            <w:r>
+              <w:rPr>
+                <w:sz w:val="18"/>
+              </w:rPr>
+              <w:t>GreenhouseTwinScene.vue 与 greenhouseCropModels.ts</w:t>
+            </w:r>
+          </w:p>
+        </w:tc>
+        <w:tc>
+          <w:tcPr>
+            <w:tcW w:type="dxa" w:w="3912"/>
+          </w:tcPr>
+          <w:p>
+            <w:pPr>
+              <w:keepNext w:val="0"/>
+            </w:pPr>
+            <w:r>
+              <w:rPr>
+                <w:sz w:val="18"/>
+              </w:rPr>
+              <w:t>32株档案 锯齿复叶 巡检 与地图交互</w:t>
+            </w:r>
+          </w:p>
+        </w:tc>
+      </w:tr>
     </w:tbl>
     <w:p>
       <w:r>
-        <w:t>源码位置以仓库根目录为基准。公式（1）至（30）分别覆盖预算、检索、视觉、风险、损耗、库存、几何、规划、运动、显示和验收；式中源码常量以2026年10月14日工作区为准，后续修改参数时应同步维护文档。</w:t>
+        <w:t>源码与验证说明以2026年10月15日当前工作区为基准。原生Word公式（1）至（30）完整保留，涵盖预算、检索、视觉、风险、损耗、库存、几何、规划、运动、显示和验收。新增串口与大棚实现见embedded/README.md及docs/番茄大棚与串口改造.md。</w:t>
       </w:r>
     </w:p>
     <w:p>
@@ -7261,7 +8557,7 @@
       <w:jc w:val="center"/>
     </w:pPr>
     <w:r>
-      <w:t xml:space="preserve">技术基线 2026年10月14日    </w:t>
+      <w:t xml:space="preserve">技术基线 2026年10月15日    </w:t>
     </w:r>
     <w:fldSimple w:instr="PAGE"/>
   </w:p>
